--- a/учебник_часть2/УПЗИЭЗИ_Часть2_Глава3.docx
+++ b/учебник_часть2/УПЗИЭЗИ_Часть2_Глава3.docx
@@ -1029,6 +1029,63 @@
           <w:szCs w:val="28"/>
         </w:rPr>
         <w:t xml:space="preserve">Рисунок иллюстрирует не хронологию заполнения таблицы (студент может двигаться по строкам в любом порядке), а логическую структуру данных: каждая задача несёт свою стоимость труда по формуле (2.1), два столбца-ловушки проверяются отдельными счётчиками с общим порогом 40%, а результат работы над всей таблицей задач сходится с независимо подобранными комплектующими в единую стоимость проекта, которая становится исходными данными для сметы на занятии 4.</w:t>
+      </w:r>
+    </w:p>
+    <w:p>
+      <w:pPr>
+        <w:spacing w:after="0" w:before="0" w:line="360" w:lineRule="auto"/>
+        <w:ind w:firstLine="709"/>
+        <w:jc w:val="both"/>
+      </w:pPr>
+      <w:r>
+        <w:rPr>
+          <w:rFonts w:ascii="Times New Roman" w:cs="Times New Roman" w:eastAsia="Times New Roman" w:hAnsi="Times New Roman"/>
+          <w:b w:val="false"/>
+          <w:bCs w:val="false"/>
+          <w:i w:val="false"/>
+          <w:iCs w:val="false"/>
+          <w:sz w:val="28"/>
+          <w:szCs w:val="28"/>
+        </w:rPr>
+        <w:t xml:space="preserve">Оба столбца-ловушки, если студент заполнил их верно, дают не просто пару зачётных отметок — они фиксируют задачу как отдельный процесс с распознаваемым входом, инструментом контроля и результатом на выходе. Эта идея не нова для управления проектами: PMBOK Guide описывает каждый процесс через модель «входы — инструменты и методы — выходы» (ITTO), и ровно эти три элемента, взятые порознь, уже присутствуют в данных практикума — «Вид проверочных работ» это инструмент контроля, «Примечание» это выход, а материал предыдущего этапа образует вход, хотя отдельного поля для входа таблица не предусматривает.</w:t>
+      </w:r>
+    </w:p>
+    <w:p>
+      <w:pPr>
+        <w:spacing w:after="0" w:before="0" w:line="360" w:lineRule="auto"/>
+        <w:ind w:firstLine="709"/>
+        <w:jc w:val="both"/>
+      </w:pPr>
+      <w:r>
+        <w:rPr>
+          <w:rFonts w:ascii="Times New Roman" w:cs="Times New Roman" w:eastAsia="Times New Roman" w:hAnsi="Times New Roman"/>
+          <w:b w:val="false"/>
+          <w:bCs w:val="false"/>
+          <w:i w:val="false"/>
+          <w:iCs w:val="false"/>
+          <w:sz w:val="28"/>
+          <w:szCs w:val="28"/>
+        </w:rPr>
+        <w:t xml:space="preserve">С августа 2026 года у 30 задач этапов монтажа, наладки, испытаний и приёмки (тех самых, для которых столбец «Вид проверочных работ» заполнен и указывает конкретный метод, а не отметку «н/п») добавлена кнопка «🖼️ Как процесс (PMBOK)». Она открывает карточку, собирающую четыре блока: вход (обобщённая формулировка по этапу — материалы, документация или результат предыдущей операции), инструменты и методы (метод контроля из столбца «Вид проверочных работ»), выход (документ из столбца «Примечание») и критерий приёмки — числовой норматив, если он явно указан в описании метода (например, «сопротивление изоляции ≥0,5 МОм»). Эту раскладку не следует путать с диаграммой бизнес-процесса на страницах 2–3 вводного сценария практикума: там применена другая нотация, IDEF0 (вход — управление — выход — механизм, ICOM), и совмещение двух разных стандартов под одним названием увело бы студента от точного понимания обоих.</w:t>
+      </w:r>
+    </w:p>
+    <w:p>
+      <w:pPr>
+        <w:spacing w:after="0" w:before="0" w:line="360" w:lineRule="auto"/>
+        <w:ind w:firstLine="709"/>
+        <w:jc w:val="both"/>
+      </w:pPr>
+      <w:r>
+        <w:rPr>
+          <w:rFonts w:ascii="Times New Roman" w:cs="Times New Roman" w:eastAsia="Times New Roman" w:hAnsi="Times New Roman"/>
+          <w:b w:val="false"/>
+          <w:bCs w:val="false"/>
+          <w:i w:val="false"/>
+          <w:iCs w:val="false"/>
+          <w:sz w:val="28"/>
+          <w:szCs w:val="28"/>
+        </w:rPr>
+        <w:t xml:space="preserve">Карточка не заменяет счётчики ловушек и не проверяется на правильность — у неё другая задача, чисто иллюстративная: показать, что оценка задачи как «верно или неверно заполненной строки таблицы» и оценка той же задачи как процесса с определёнными границами — два разных, но совместимых уровня описания одной операции. Кнопки «Печать» и «Скачать как PNG» выводят карточку отдельным изображением, пригодным для вставки в отчёт студента или для разбора на семинаре. У задач без метода контроля, включая задачи, добавленные студентом вручную через «+ Добавить задачу вручную» и потому не имеющие кода из справочника методов, кнопка не появляется вовсе — это не ограничение интерфейса, а прямое следствие того, что для таких задач нет измеримого метода, из которого можно построить содержательную карточку.</w:t>
       </w:r>
     </w:p>
     <w:p>
